--- a/references_sensitivityAnalysis.docx
+++ b/references_sensitivityAnalysis.docx
@@ -166,31 +166,49 @@
               <w:jc w:val="left"/>
             </w:pPr>
             <w:r>
-              <w:t xml:space="preserve">car</w:t>
-            </w:r>
-          </w:p>
-        </w:tc>
-        <w:tc>
-          <w:tcPr/>
-          <w:p>
-            <w:pPr>
-              <w:pStyle w:val="Compact"/>
-              <w:jc w:val="left"/>
-            </w:pPr>
-            <w:r>
-              <w:t xml:space="preserve">3.1.3</w:t>
-            </w:r>
-          </w:p>
-        </w:tc>
-        <w:tc>
-          <w:tcPr/>
-          <w:p>
-            <w:pPr>
-              <w:pStyle w:val="Compact"/>
-              <w:jc w:val="left"/>
-            </w:pPr>
-            <w:r>
-              <w:t xml:space="preserve">Fox and Weisberg (2019)</w:t>
+              <w:t xml:space="preserve">betareg</w:t>
+            </w:r>
+          </w:p>
+        </w:tc>
+        <w:tc>
+          <w:tcPr/>
+          <w:p>
+            <w:pPr>
+              <w:pStyle w:val="Compact"/>
+              <w:jc w:val="left"/>
+            </w:pPr>
+            <w:r>
+              <w:t xml:space="preserve">3.2.4</w:t>
+            </w:r>
+          </w:p>
+        </w:tc>
+        <w:tc>
+          <w:tcPr/>
+          <w:p>
+            <w:pPr>
+              <w:pStyle w:val="Compact"/>
+              <w:jc w:val="left"/>
+            </w:pPr>
+            <w:r>
+              <w:t xml:space="preserve">Cribari-Neto and Zeileis (2010)</w:t>
+            </w:r>
+            <w:r>
+              <w:t xml:space="preserve">;</w:t>
+            </w:r>
+            <w:r>
+              <w:t xml:space="preserve"> </w:t>
+            </w:r>
+            <w:r>
+              <w:t xml:space="preserve">Grün, Kosmidis, and Zeileis (2012)</w:t>
+            </w:r>
+            <w:r>
+              <w:t xml:space="preserve">;</w:t>
+            </w:r>
+            <w:r>
+              <w:t xml:space="preserve"> </w:t>
+            </w:r>
+            <w:r>
+              <w:t xml:space="preserve">Kosmidis and Zeileis (2025)</w:t>
             </w:r>
           </w:p>
         </w:tc>
@@ -204,31 +222,31 @@
               <w:jc w:val="left"/>
             </w:pPr>
             <w:r>
-              <w:t xml:space="preserve">cowplot</w:t>
-            </w:r>
-          </w:p>
-        </w:tc>
-        <w:tc>
-          <w:tcPr/>
-          <w:p>
-            <w:pPr>
-              <w:pStyle w:val="Compact"/>
-              <w:jc w:val="left"/>
-            </w:pPr>
-            <w:r>
-              <w:t xml:space="preserve">1.2.0</w:t>
-            </w:r>
-          </w:p>
-        </w:tc>
-        <w:tc>
-          <w:tcPr/>
-          <w:p>
-            <w:pPr>
-              <w:pStyle w:val="Compact"/>
-              <w:jc w:val="left"/>
-            </w:pPr>
-            <w:r>
-              <w:t xml:space="preserve">Wilke (2025)</w:t>
+              <w:t xml:space="preserve">car</w:t>
+            </w:r>
+          </w:p>
+        </w:tc>
+        <w:tc>
+          <w:tcPr/>
+          <w:p>
+            <w:pPr>
+              <w:pStyle w:val="Compact"/>
+              <w:jc w:val="left"/>
+            </w:pPr>
+            <w:r>
+              <w:t xml:space="preserve">3.1.3</w:t>
+            </w:r>
+          </w:p>
+        </w:tc>
+        <w:tc>
+          <w:tcPr/>
+          <w:p>
+            <w:pPr>
+              <w:pStyle w:val="Compact"/>
+              <w:jc w:val="left"/>
+            </w:pPr>
+            <w:r>
+              <w:t xml:space="preserve">Fox and Weisberg (2019)</w:t>
             </w:r>
           </w:p>
         </w:tc>
@@ -242,31 +260,31 @@
               <w:jc w:val="left"/>
             </w:pPr>
             <w:r>
-              <w:t xml:space="preserve">doParallel</w:t>
-            </w:r>
-          </w:p>
-        </w:tc>
-        <w:tc>
-          <w:tcPr/>
-          <w:p>
-            <w:pPr>
-              <w:pStyle w:val="Compact"/>
-              <w:jc w:val="left"/>
-            </w:pPr>
-            <w:r>
-              <w:t xml:space="preserve">1.0.17</w:t>
-            </w:r>
-          </w:p>
-        </w:tc>
-        <w:tc>
-          <w:tcPr/>
-          <w:p>
-            <w:pPr>
-              <w:pStyle w:val="Compact"/>
-              <w:jc w:val="left"/>
-            </w:pPr>
-            <w:r>
-              <w:t xml:space="preserve">Corporation and Weston (2022)</w:t>
+              <w:t xml:space="preserve">cowplot</w:t>
+            </w:r>
+          </w:p>
+        </w:tc>
+        <w:tc>
+          <w:tcPr/>
+          <w:p>
+            <w:pPr>
+              <w:pStyle w:val="Compact"/>
+              <w:jc w:val="left"/>
+            </w:pPr>
+            <w:r>
+              <w:t xml:space="preserve">1.2.0</w:t>
+            </w:r>
+          </w:p>
+        </w:tc>
+        <w:tc>
+          <w:tcPr/>
+          <w:p>
+            <w:pPr>
+              <w:pStyle w:val="Compact"/>
+              <w:jc w:val="left"/>
+            </w:pPr>
+            <w:r>
+              <w:t xml:space="preserve">Wilke (2025)</w:t>
             </w:r>
           </w:p>
         </w:tc>
@@ -280,31 +298,31 @@
               <w:jc w:val="left"/>
             </w:pPr>
             <w:r>
-              <w:t xml:space="preserve">foreach</w:t>
-            </w:r>
-          </w:p>
-        </w:tc>
-        <w:tc>
-          <w:tcPr/>
-          <w:p>
-            <w:pPr>
-              <w:pStyle w:val="Compact"/>
-              <w:jc w:val="left"/>
-            </w:pPr>
-            <w:r>
-              <w:t xml:space="preserve">1.5.2</w:t>
-            </w:r>
-          </w:p>
-        </w:tc>
-        <w:tc>
-          <w:tcPr/>
-          <w:p>
-            <w:pPr>
-              <w:pStyle w:val="Compact"/>
-              <w:jc w:val="left"/>
-            </w:pPr>
-            <w:r>
-              <w:t xml:space="preserve">Microsoft and Weston (2022)</w:t>
+              <w:t xml:space="preserve">doParallel</w:t>
+            </w:r>
+          </w:p>
+        </w:tc>
+        <w:tc>
+          <w:tcPr/>
+          <w:p>
+            <w:pPr>
+              <w:pStyle w:val="Compact"/>
+              <w:jc w:val="left"/>
+            </w:pPr>
+            <w:r>
+              <w:t xml:space="preserve">1.0.17</w:t>
+            </w:r>
+          </w:p>
+        </w:tc>
+        <w:tc>
+          <w:tcPr/>
+          <w:p>
+            <w:pPr>
+              <w:pStyle w:val="Compact"/>
+              <w:jc w:val="left"/>
+            </w:pPr>
+            <w:r>
+              <w:t xml:space="preserve">Corporation and Weston (2022)</w:t>
             </w:r>
           </w:p>
         </w:tc>
@@ -318,40 +336,31 @@
               <w:jc w:val="left"/>
             </w:pPr>
             <w:r>
-              <w:t xml:space="preserve">glmmTMB</w:t>
-            </w:r>
-          </w:p>
-        </w:tc>
-        <w:tc>
-          <w:tcPr/>
-          <w:p>
-            <w:pPr>
-              <w:pStyle w:val="Compact"/>
-              <w:jc w:val="left"/>
-            </w:pPr>
-            <w:r>
-              <w:t xml:space="preserve">1.1.14</w:t>
-            </w:r>
-          </w:p>
-        </w:tc>
-        <w:tc>
-          <w:tcPr/>
-          <w:p>
-            <w:pPr>
-              <w:pStyle w:val="Compact"/>
-              <w:jc w:val="left"/>
-            </w:pPr>
-            <w:r>
-              <w:t xml:space="preserve">Brooks et al. (2017)</w:t>
-            </w:r>
-            <w:r>
-              <w:t xml:space="preserve">;</w:t>
-            </w:r>
-            <w:r>
-              <w:t xml:space="preserve"> </w:t>
-            </w:r>
-            <w:r>
-              <w:t xml:space="preserve">McGillycuddy et al. (2025)</w:t>
+              <w:t xml:space="preserve">foreach</w:t>
+            </w:r>
+          </w:p>
+        </w:tc>
+        <w:tc>
+          <w:tcPr/>
+          <w:p>
+            <w:pPr>
+              <w:pStyle w:val="Compact"/>
+              <w:jc w:val="left"/>
+            </w:pPr>
+            <w:r>
+              <w:t xml:space="preserve">1.5.2</w:t>
+            </w:r>
+          </w:p>
+        </w:tc>
+        <w:tc>
+          <w:tcPr/>
+          <w:p>
+            <w:pPr>
+              <w:pStyle w:val="Compact"/>
+              <w:jc w:val="left"/>
+            </w:pPr>
+            <w:r>
+              <w:t xml:space="preserve">Microsoft and Weston (2022)</w:t>
             </w:r>
           </w:p>
         </w:tc>
@@ -1039,6 +1048,15 @@
         <w:t xml:space="preserve">(Gelman and Su 2026)</w:t>
       </w:r>
       <w:r>
+        <w:t xml:space="preserve">, betareg v. 3.2.4</w:t>
+      </w:r>
+      <w:r>
+        <w:t xml:space="preserve"> </w:t>
+      </w:r>
+      <w:r>
+        <w:t xml:space="preserve">(Cribari-Neto and Zeileis 2010; Grün, Kosmidis, and Zeileis 2012; Kosmidis and Zeileis 2025)</w:t>
+      </w:r>
+      <w:r>
         <w:t xml:space="preserve">, car v. 3.1.3</w:t>
       </w:r>
       <w:r>
@@ -1073,15 +1091,6 @@
       </w:r>
       <w:r>
         <w:t xml:space="preserve">(Microsoft and Weston 2022)</w:t>
-      </w:r>
-      <w:r>
-        <w:t xml:space="preserve">, glmmTMB v. 1.1.14</w:t>
-      </w:r>
-      <w:r>
-        <w:t xml:space="preserve"> </w:t>
-      </w:r>
-      <w:r>
-        <w:t xml:space="preserve">(Brooks et al. 2017; McGillycuddy et al. 2025)</w:t>
       </w:r>
       <w:r>
         <w:t xml:space="preserve">, gstat v. 2.1.4</w:t>
@@ -1232,7 +1241,7 @@
       </w:r>
     </w:p>
     <w:bookmarkEnd w:id="20"/>
-    <w:bookmarkStart w:id="76" w:name="package-citations"/>
+    <w:bookmarkStart w:id="78" w:name="package-citations"/>
     <w:p>
       <w:pPr>
         <w:pStyle w:val="Heading2"/>
@@ -1241,7 +1250,7 @@
         <w:t xml:space="preserve">Package citations</w:t>
       </w:r>
     </w:p>
-    <w:bookmarkStart w:id="75" w:name="refs"/>
+    <w:bookmarkStart w:id="77" w:name="refs"/>
     <w:bookmarkStart w:id="22" w:name="ref-rmarkdown2024"/>
     <w:p>
       <w:pPr>
@@ -1385,44 +1394,75 @@
       </w:r>
     </w:p>
     <w:bookmarkEnd w:id="26"/>
-    <w:bookmarkStart w:id="28" w:name="ref-glmmTMB2017"/>
+    <w:bookmarkStart w:id="28" w:name="ref-doParallel"/>
     <w:p>
       <w:pPr>
         <w:pStyle w:val="Bibliography"/>
       </w:pPr>
       <w:r>
-        <w:t xml:space="preserve">Brooks, Mollie E., Kasper Kristensen, Koen J. van Benthem, Arni Magnusson, Casper W. Berg, Anders Nielsen, Hans J. Skaug, Martin Maechler, and Benjamin M. Bolker. 2017.</w:t>
-      </w:r>
-      <w:r>
-        <w:t xml:space="preserve"> </w:t>
-      </w:r>
-      <w:r>
+        <w:t xml:space="preserve">Corporation, Microsoft, and Steve Weston. 2022.</w:t>
+      </w:r>
+      <w:r>
+        <w:t xml:space="preserve"> </w:t>
+      </w:r>
+      <w:r>
+        <w:rPr>
+          <w:i/>
+          <w:iCs/>
+        </w:rPr>
+        <w:t xml:space="preserve">doParallel</w:t>
+      </w:r>
+      <w:r>
+        <w:rPr>
+          <w:i/>
+          <w:iCs/>
+        </w:rPr>
+        <w:t xml:space="preserve">: Foreach Parallel Adaptor for the</w:t>
+      </w:r>
+      <w:r>
+        <w:rPr>
+          <w:i/>
+          <w:iCs/>
+        </w:rPr>
+        <w:t xml:space="preserve"> </w:t>
+      </w:r>
+      <w:r>
+        <w:rPr>
+          <w:i/>
+          <w:iCs/>
+        </w:rPr>
         <w:t xml:space="preserve">“</w:t>
       </w:r>
       <w:r>
-        <w:t xml:space="preserve">glmmTMB</w:t>
-      </w:r>
-      <w:r>
-        <w:t xml:space="preserve"> </w:t>
-      </w:r>
-      <w:r>
-        <w:t xml:space="preserve">Balances Speed and Flexibility Among Packages for Zero-Inflated Generalized Linear Mixed Modeling.”</w:t>
-      </w:r>
-      <w:r>
-        <w:t xml:space="preserve"> </w:t>
-      </w:r>
-      <w:r>
-        <w:rPr>
-          <w:i/>
-          <w:iCs/>
-        </w:rPr>
-        <w:t xml:space="preserve">The R Journal</w:t>
-      </w:r>
-      <w:r>
-        <w:t xml:space="preserve"> </w:t>
-      </w:r>
-      <w:r>
-        <w:t xml:space="preserve">9 (2): 378–400.</w:t>
+        <w:rPr>
+          <w:i/>
+          <w:iCs/>
+        </w:rPr>
+        <w:t xml:space="preserve">parallel</w:t>
+      </w:r>
+      <w:r>
+        <w:rPr>
+          <w:i/>
+          <w:iCs/>
+        </w:rPr>
+        <w:t xml:space="preserve">”</w:t>
+      </w:r>
+      <w:r>
+        <w:rPr>
+          <w:i/>
+          <w:iCs/>
+        </w:rPr>
+        <w:t xml:space="preserve"> </w:t>
+      </w:r>
+      <w:r>
+        <w:rPr>
+          <w:i/>
+          <w:iCs/>
+        </w:rPr>
+        <w:t xml:space="preserve">Package</w:t>
+      </w:r>
+      <w:r>
+        <w:t xml:space="preserve">.</w:t>
       </w:r>
       <w:r>
         <w:t xml:space="preserve"> </w:t>
@@ -1432,7 +1472,7 @@
           <w:rPr>
             <w:rStyle w:val="Hyperlink"/>
           </w:rPr>
-          <w:t xml:space="preserve">https://doi.org/10.32614/RJ-2017-066</w:t>
+          <w:t xml:space="preserve">https://doi.org/10.32614/CRAN.package.doParallel</w:t>
         </w:r>
       </w:hyperlink>
       <w:r>
@@ -1440,75 +1480,44 @@
       </w:r>
     </w:p>
     <w:bookmarkEnd w:id="28"/>
-    <w:bookmarkStart w:id="30" w:name="ref-doParallel"/>
+    <w:bookmarkStart w:id="30" w:name="ref-betareg2010"/>
     <w:p>
       <w:pPr>
         <w:pStyle w:val="Bibliography"/>
       </w:pPr>
       <w:r>
-        <w:t xml:space="preserve">Corporation, Microsoft, and Steve Weston. 2022.</w:t>
-      </w:r>
-      <w:r>
-        <w:t xml:space="preserve"> </w:t>
-      </w:r>
-      <w:r>
-        <w:rPr>
-          <w:i/>
-          <w:iCs/>
-        </w:rPr>
-        <w:t xml:space="preserve">doParallel</w:t>
-      </w:r>
-      <w:r>
-        <w:rPr>
-          <w:i/>
-          <w:iCs/>
-        </w:rPr>
-        <w:t xml:space="preserve">: Foreach Parallel Adaptor for the</w:t>
-      </w:r>
-      <w:r>
-        <w:rPr>
-          <w:i/>
-          <w:iCs/>
-        </w:rPr>
-        <w:t xml:space="preserve"> </w:t>
-      </w:r>
-      <w:r>
-        <w:rPr>
-          <w:i/>
-          <w:iCs/>
-        </w:rPr>
-        <w:t xml:space="preserve">“</w:t>
-      </w:r>
-      <w:r>
-        <w:rPr>
-          <w:i/>
-          <w:iCs/>
-        </w:rPr>
-        <w:t xml:space="preserve">parallel</w:t>
-      </w:r>
-      <w:r>
-        <w:rPr>
-          <w:i/>
-          <w:iCs/>
-        </w:rPr>
-        <w:t xml:space="preserve">”</w:t>
-      </w:r>
-      <w:r>
-        <w:rPr>
-          <w:i/>
-          <w:iCs/>
-        </w:rPr>
-        <w:t xml:space="preserve"> </w:t>
-      </w:r>
-      <w:r>
-        <w:rPr>
-          <w:i/>
-          <w:iCs/>
-        </w:rPr>
-        <w:t xml:space="preserve">Package</w:t>
-      </w:r>
-      <w:r>
-        <w:t xml:space="preserve">.</w:t>
+        <w:t xml:space="preserve">Cribari-Neto, Francisco, and Achim Zeileis. 2010.</w:t>
+      </w:r>
+      <w:r>
+        <w:t xml:space="preserve"> </w:t>
+      </w:r>
+      <w:r>
+        <w:t xml:space="preserve">“Beta Regression in</w:t>
+      </w:r>
+      <w:r>
+        <w:t xml:space="preserve"> </w:t>
+      </w:r>
+      <w:r>
+        <w:t xml:space="preserve">R</w:t>
+      </w:r>
+      <w:r>
+        <w:t xml:space="preserve">.”</w:t>
+      </w:r>
+      <w:r>
+        <w:t xml:space="preserve"> </w:t>
+      </w:r>
+      <w:r>
+        <w:rPr>
+          <w:i/>
+          <w:iCs/>
+        </w:rPr>
+        <w:t xml:space="preserve">Journal of Statistical Software</w:t>
+      </w:r>
+      <w:r>
+        <w:t xml:space="preserve"> </w:t>
+      </w:r>
+      <w:r>
+        <w:t xml:space="preserve">34 (2): 1–24.</w:t>
       </w:r>
       <w:r>
         <w:t xml:space="preserve"> </w:t>
@@ -1518,7 +1527,7 @@
           <w:rPr>
             <w:rStyle w:val="Hyperlink"/>
           </w:rPr>
-          <w:t xml:space="preserve">https://doi.org/10.32614/CRAN.package.doParallel</w:t>
+          <w:t xml:space="preserve">https://doi.org/10.18637/jss.v034.i02</w:t>
         </w:r>
       </w:hyperlink>
       <w:r>
@@ -1727,12 +1736,67 @@
       </w:r>
     </w:p>
     <w:bookmarkEnd w:id="38"/>
-    <w:bookmarkStart w:id="40" w:name="ref-SSIMmap"/>
+    <w:bookmarkStart w:id="40" w:name="ref-betareg2012"/>
     <w:p>
       <w:pPr>
         <w:pStyle w:val="Bibliography"/>
       </w:pPr>
       <w:r>
+        <w:t xml:space="preserve">Grün, Bettina, Ioannis Kosmidis, and Achim Zeileis. 2012.</w:t>
+      </w:r>
+      <w:r>
+        <w:t xml:space="preserve"> </w:t>
+      </w:r>
+      <w:r>
+        <w:t xml:space="preserve">“Extended Beta Regression in</w:t>
+      </w:r>
+      <w:r>
+        <w:t xml:space="preserve"> </w:t>
+      </w:r>
+      <w:r>
+        <w:t xml:space="preserve">R</w:t>
+      </w:r>
+      <w:r>
+        <w:t xml:space="preserve">: Shaken, Stirred, Mixed, and Partitioned.”</w:t>
+      </w:r>
+      <w:r>
+        <w:t xml:space="preserve"> </w:t>
+      </w:r>
+      <w:r>
+        <w:rPr>
+          <w:i/>
+          <w:iCs/>
+        </w:rPr>
+        <w:t xml:space="preserve">Journal of Statistical Software</w:t>
+      </w:r>
+      <w:r>
+        <w:t xml:space="preserve"> </w:t>
+      </w:r>
+      <w:r>
+        <w:t xml:space="preserve">48 (11): 1–25.</w:t>
+      </w:r>
+      <w:r>
+        <w:t xml:space="preserve"> </w:t>
+      </w:r>
+      <w:hyperlink r:id="rId39">
+        <w:r>
+          <w:rPr>
+            <w:rStyle w:val="Hyperlink"/>
+          </w:rPr>
+          <w:t xml:space="preserve">https://doi.org/10.18637/jss.v048.i11</w:t>
+        </w:r>
+      </w:hyperlink>
+      <w:r>
+        <w:t xml:space="preserve">.</w:t>
+      </w:r>
+    </w:p>
+    <w:bookmarkEnd w:id="40"/>
+    <w:bookmarkStart w:id="42" w:name="ref-SSIMmap"/>
+    <w:p>
+      <w:pPr>
+        <w:pStyle w:val="Bibliography"/>
+      </w:pPr>
+      <w:r>
         <w:t xml:space="preserve">Ha, Hui Jeong (Hailyee), and Jed Long. 2023.</w:t>
       </w:r>
       <w:r>
@@ -1758,7 +1822,7 @@
       <w:r>
         <w:t xml:space="preserve"> </w:t>
       </w:r>
-      <w:hyperlink r:id="rId39">
+      <w:hyperlink r:id="rId41">
         <w:r>
           <w:rPr>
             <w:rStyle w:val="Hyperlink"/>
@@ -1770,8 +1834,8 @@
         <w:t xml:space="preserve">.</w:t>
       </w:r>
     </w:p>
-    <w:bookmarkEnd w:id="40"/>
-    <w:bookmarkStart w:id="42" w:name="ref-tidyterra"/>
+    <w:bookmarkEnd w:id="42"/>
+    <w:bookmarkStart w:id="44" w:name="ref-tidyterra"/>
     <w:p>
       <w:pPr>
         <w:pStyle w:val="Bibliography"/>
@@ -1840,7 +1904,7 @@
       <w:r>
         <w:t xml:space="preserve"> </w:t>
       </w:r>
-      <w:hyperlink r:id="rId41">
+      <w:hyperlink r:id="rId43">
         <w:r>
           <w:rPr>
             <w:rStyle w:val="Hyperlink"/>
@@ -1852,8 +1916,8 @@
         <w:t xml:space="preserve">.</w:t>
       </w:r>
     </w:p>
-    <w:bookmarkEnd w:id="42"/>
-    <w:bookmarkStart w:id="44" w:name="ref-raster"/>
+    <w:bookmarkEnd w:id="44"/>
+    <w:bookmarkStart w:id="46" w:name="ref-raster"/>
     <w:p>
       <w:pPr>
         <w:pStyle w:val="Bibliography"/>
@@ -1884,7 +1948,7 @@
       <w:r>
         <w:t xml:space="preserve"> </w:t>
       </w:r>
-      <w:hyperlink r:id="rId43">
+      <w:hyperlink r:id="rId45">
         <w:r>
           <w:rPr>
             <w:rStyle w:val="Hyperlink"/>
@@ -1896,8 +1960,8 @@
         <w:t xml:space="preserve">.</w:t>
       </w:r>
     </w:p>
-    <w:bookmarkEnd w:id="44"/>
-    <w:bookmarkStart w:id="46" w:name="ref-terra"/>
+    <w:bookmarkEnd w:id="46"/>
+    <w:bookmarkStart w:id="48" w:name="ref-terra"/>
     <w:p>
       <w:pPr>
         <w:pStyle w:val="Bibliography"/>
@@ -1928,7 +1992,7 @@
       <w:r>
         <w:t xml:space="preserve"> </w:t>
       </w:r>
-      <w:hyperlink r:id="rId45">
+      <w:hyperlink r:id="rId47">
         <w:r>
           <w:rPr>
             <w:rStyle w:val="Hyperlink"/>
@@ -1940,13 +2004,56 @@
         <w:t xml:space="preserve">.</w:t>
       </w:r>
     </w:p>
-    <w:bookmarkEnd w:id="46"/>
-    <w:bookmarkStart w:id="48" w:name="ref-samc2024"/>
+    <w:bookmarkEnd w:id="48"/>
+    <w:bookmarkStart w:id="50" w:name="ref-betareg2025"/>
     <w:p>
       <w:pPr>
         <w:pStyle w:val="Bibliography"/>
       </w:pPr>
       <w:r>
+        <w:t xml:space="preserve">Kosmidis, Ioannis, and Achim Zeileis. 2025.</w:t>
+      </w:r>
+      <w:r>
+        <w:t xml:space="preserve"> </w:t>
+      </w:r>
+      <w:r>
+        <w:t xml:space="preserve">“Extended-Support Beta Regression for [0, 1] Responses.”</w:t>
+      </w:r>
+      <w:r>
+        <w:t xml:space="preserve"> </w:t>
+      </w:r>
+      <w:r>
+        <w:rPr>
+          <w:i/>
+          <w:iCs/>
+        </w:rPr>
+        <w:t xml:space="preserve">Journal of the Royal Statistical Society C</w:t>
+      </w:r>
+      <w:r>
+        <w:t xml:space="preserve">.</w:t>
+      </w:r>
+      <w:r>
+        <w:t xml:space="preserve"> </w:t>
+      </w:r>
+      <w:hyperlink r:id="rId49">
+        <w:r>
+          <w:rPr>
+            <w:rStyle w:val="Hyperlink"/>
+          </w:rPr>
+          <w:t xml:space="preserve">https://doi.org/10.1093/jrsssc/qlaf039</w:t>
+        </w:r>
+      </w:hyperlink>
+      <w:r>
+        <w:t xml:space="preserve">.</w:t>
+      </w:r>
+    </w:p>
+    <w:bookmarkEnd w:id="50"/>
+    <w:bookmarkStart w:id="52" w:name="ref-samc2024"/>
+    <w:p>
+      <w:pPr>
+        <w:pStyle w:val="Bibliography"/>
+      </w:pPr>
+      <w:r>
         <w:t xml:space="preserve">Marx, Andrew. 2024.</w:t>
       </w:r>
       <w:r>
@@ -1972,7 +2079,7 @@
       <w:r>
         <w:t xml:space="preserve"> </w:t>
       </w:r>
-      <w:hyperlink r:id="rId47">
+      <w:hyperlink r:id="rId51">
         <w:r>
           <w:rPr>
             <w:rStyle w:val="Hyperlink"/>
@@ -1984,8 +2091,8 @@
         <w:t xml:space="preserve">.</w:t>
       </w:r>
     </w:p>
-    <w:bookmarkEnd w:id="48"/>
-    <w:bookmarkStart w:id="50" w:name="ref-samc2020"/>
+    <w:bookmarkEnd w:id="52"/>
+    <w:bookmarkStart w:id="54" w:name="ref-samc2020"/>
     <w:p>
       <w:pPr>
         <w:pStyle w:val="Bibliography"/>
@@ -2024,7 +2131,7 @@
       <w:r>
         <w:t xml:space="preserve"> </w:t>
       </w:r>
-      <w:hyperlink r:id="rId49">
+      <w:hyperlink r:id="rId53">
         <w:r>
           <w:rPr>
             <w:rStyle w:val="Hyperlink"/>
@@ -2036,68 +2143,13 @@
         <w:t xml:space="preserve">.</w:t>
       </w:r>
     </w:p>
-    <w:bookmarkEnd w:id="50"/>
-    <w:bookmarkStart w:id="52" w:name="ref-glmmTMB2025"/>
+    <w:bookmarkEnd w:id="54"/>
+    <w:bookmarkStart w:id="56" w:name="ref-foreach"/>
     <w:p>
       <w:pPr>
         <w:pStyle w:val="Bibliography"/>
       </w:pPr>
       <w:r>
-        <w:t xml:space="preserve">McGillycuddy, Maeve, David I. Warton, Gordana Popovic, and Benjamin M. Bolker. 2025.</w:t>
-      </w:r>
-      <w:r>
-        <w:t xml:space="preserve"> </w:t>
-      </w:r>
-      <w:r>
-        <w:t xml:space="preserve">“Parsimoniously Fitting Large Multivariate Random Effects in</w:t>
-      </w:r>
-      <w:r>
-        <w:t xml:space="preserve"> </w:t>
-      </w:r>
-      <w:r>
-        <w:t xml:space="preserve">glmmTMB</w:t>
-      </w:r>
-      <w:r>
-        <w:t xml:space="preserve">.”</w:t>
-      </w:r>
-      <w:r>
-        <w:t xml:space="preserve"> </w:t>
-      </w:r>
-      <w:r>
-        <w:rPr>
-          <w:i/>
-          <w:iCs/>
-        </w:rPr>
-        <w:t xml:space="preserve">Journal of Statistical Software</w:t>
-      </w:r>
-      <w:r>
-        <w:t xml:space="preserve"> </w:t>
-      </w:r>
-      <w:r>
-        <w:t xml:space="preserve">112 (1): 1–19.</w:t>
-      </w:r>
-      <w:r>
-        <w:t xml:space="preserve"> </w:t>
-      </w:r>
-      <w:hyperlink r:id="rId51">
-        <w:r>
-          <w:rPr>
-            <w:rStyle w:val="Hyperlink"/>
-          </w:rPr>
-          <w:t xml:space="preserve">https://doi.org/10.18637/jss.v112.i01</w:t>
-        </w:r>
-      </w:hyperlink>
-      <w:r>
-        <w:t xml:space="preserve">.</w:t>
-      </w:r>
-    </w:p>
-    <w:bookmarkEnd w:id="52"/>
-    <w:bookmarkStart w:id="54" w:name="ref-foreach"/>
-    <w:p>
-      <w:pPr>
-        <w:pStyle w:val="Bibliography"/>
-      </w:pPr>
-      <w:r>
         <w:t xml:space="preserve">Microsoft, and Steve Weston. 2022.</w:t>
       </w:r>
       <w:r>
@@ -2123,7 +2175,7 @@
       <w:r>
         <w:t xml:space="preserve"> </w:t>
       </w:r>
-      <w:hyperlink r:id="rId53">
+      <w:hyperlink r:id="rId55">
         <w:r>
           <w:rPr>
             <w:rStyle w:val="Hyperlink"/>
@@ -2135,8 +2187,8 @@
         <w:t xml:space="preserve">.</w:t>
       </w:r>
     </w:p>
-    <w:bookmarkEnd w:id="54"/>
-    <w:bookmarkStart w:id="56" w:name="ref-gstat2004"/>
+    <w:bookmarkEnd w:id="56"/>
+    <w:bookmarkStart w:id="58" w:name="ref-gstat2004"/>
     <w:p>
       <w:pPr>
         <w:pStyle w:val="Bibliography"/>
@@ -2178,7 +2230,7 @@
       <w:r>
         <w:t xml:space="preserve"> </w:t>
       </w:r>
-      <w:hyperlink r:id="rId55">
+      <w:hyperlink r:id="rId57">
         <w:r>
           <w:rPr>
             <w:rStyle w:val="Hyperlink"/>
@@ -2190,8 +2242,8 @@
         <w:t xml:space="preserve">.</w:t>
       </w:r>
     </w:p>
-    <w:bookmarkEnd w:id="56"/>
-    <w:bookmarkStart w:id="58" w:name="ref-base"/>
+    <w:bookmarkEnd w:id="58"/>
+    <w:bookmarkStart w:id="60" w:name="ref-base"/>
     <w:p>
       <w:pPr>
         <w:pStyle w:val="Bibliography"/>
@@ -2222,7 +2274,7 @@
       <w:r>
         <w:t xml:space="preserve"> </w:t>
       </w:r>
-      <w:hyperlink r:id="rId57">
+      <w:hyperlink r:id="rId59">
         <w:r>
           <w:rPr>
             <w:rStyle w:val="Hyperlink"/>
@@ -2234,8 +2286,8 @@
         <w:t xml:space="preserve">.</w:t>
       </w:r>
     </w:p>
-    <w:bookmarkEnd w:id="58"/>
-    <w:bookmarkStart w:id="59" w:name="ref-parallel"/>
+    <w:bookmarkEnd w:id="60"/>
+    <w:bookmarkStart w:id="61" w:name="ref-parallel"/>
     <w:p>
       <w:pPr>
         <w:pStyle w:val="Bibliography"/>
@@ -2266,7 +2318,7 @@
       <w:r>
         <w:t xml:space="preserve"> </w:t>
       </w:r>
-      <w:hyperlink r:id="rId57">
+      <w:hyperlink r:id="rId59">
         <w:r>
           <w:rPr>
             <w:rStyle w:val="Hyperlink"/>
@@ -2278,8 +2330,8 @@
         <w:t xml:space="preserve">.</w:t>
       </w:r>
     </w:p>
-    <w:bookmarkEnd w:id="59"/>
-    <w:bookmarkStart w:id="61" w:name="ref-lattice"/>
+    <w:bookmarkEnd w:id="61"/>
+    <w:bookmarkStart w:id="63" w:name="ref-lattice"/>
     <w:p>
       <w:pPr>
         <w:pStyle w:val="Bibliography"/>
@@ -2310,7 +2362,7 @@
       <w:r>
         <w:t xml:space="preserve"> </w:t>
       </w:r>
-      <w:hyperlink r:id="rId60">
+      <w:hyperlink r:id="rId62">
         <w:r>
           <w:rPr>
             <w:rStyle w:val="Hyperlink"/>
@@ -2322,8 +2374,8 @@
         <w:t xml:space="preserve">.</w:t>
       </w:r>
     </w:p>
-    <w:bookmarkEnd w:id="61"/>
-    <w:bookmarkStart w:id="63" w:name="ref-landscapetools"/>
+    <w:bookmarkEnd w:id="63"/>
+    <w:bookmarkStart w:id="65" w:name="ref-landscapetools"/>
     <w:p>
       <w:pPr>
         <w:pStyle w:val="Bibliography"/>
@@ -2356,7 +2408,7 @@
       <w:r>
         <w:t xml:space="preserve"> </w:t>
       </w:r>
-      <w:hyperlink r:id="rId62">
+      <w:hyperlink r:id="rId64">
         <w:r>
           <w:rPr>
             <w:rStyle w:val="Hyperlink"/>
@@ -2368,8 +2420,8 @@
         <w:t xml:space="preserve">.</w:t>
       </w:r>
     </w:p>
-    <w:bookmarkEnd w:id="63"/>
-    <w:bookmarkStart w:id="64" w:name="ref-NLMR"/>
+    <w:bookmarkEnd w:id="65"/>
+    <w:bookmarkStart w:id="66" w:name="ref-NLMR"/>
     <w:p>
       <w:pPr>
         <w:pStyle w:val="Bibliography"/>
@@ -2402,7 +2454,7 @@
       <w:r>
         <w:t xml:space="preserve"> </w:t>
       </w:r>
-      <w:hyperlink r:id="rId62">
+      <w:hyperlink r:id="rId64">
         <w:r>
           <w:rPr>
             <w:rStyle w:val="Hyperlink"/>
@@ -2414,8 +2466,8 @@
         <w:t xml:space="preserve">.</w:t>
       </w:r>
     </w:p>
-    <w:bookmarkEnd w:id="64"/>
-    <w:bookmarkStart w:id="66" w:name="ref-pryr"/>
+    <w:bookmarkEnd w:id="66"/>
+    <w:bookmarkStart w:id="68" w:name="ref-pryr"/>
     <w:p>
       <w:pPr>
         <w:pStyle w:val="Bibliography"/>
@@ -2446,7 +2498,7 @@
       <w:r>
         <w:t xml:space="preserve"> </w:t>
       </w:r>
-      <w:hyperlink r:id="rId65">
+      <w:hyperlink r:id="rId67">
         <w:r>
           <w:rPr>
             <w:rStyle w:val="Hyperlink"/>
@@ -2458,8 +2510,8 @@
         <w:t xml:space="preserve">.</w:t>
       </w:r>
     </w:p>
-    <w:bookmarkEnd w:id="66"/>
-    <w:bookmarkStart w:id="68" w:name="ref-tidyverse"/>
+    <w:bookmarkEnd w:id="68"/>
+    <w:bookmarkStart w:id="70" w:name="ref-tidyverse"/>
     <w:p>
       <w:pPr>
         <w:pStyle w:val="Bibliography"/>
@@ -2501,7 +2553,7 @@
       <w:r>
         <w:t xml:space="preserve"> </w:t>
       </w:r>
-      <w:hyperlink r:id="rId67">
+      <w:hyperlink r:id="rId69">
         <w:r>
           <w:rPr>
             <w:rStyle w:val="Hyperlink"/>
@@ -2513,8 +2565,8 @@
         <w:t xml:space="preserve">.</w:t>
       </w:r>
     </w:p>
-    <w:bookmarkEnd w:id="68"/>
-    <w:bookmarkStart w:id="70" w:name="ref-cowplot"/>
+    <w:bookmarkEnd w:id="70"/>
+    <w:bookmarkStart w:id="72" w:name="ref-cowplot"/>
     <w:p>
       <w:pPr>
         <w:pStyle w:val="Bibliography"/>
@@ -2573,7 +2625,7 @@
       <w:r>
         <w:t xml:space="preserve"> </w:t>
       </w:r>
-      <w:hyperlink r:id="rId69">
+      <w:hyperlink r:id="rId71">
         <w:r>
           <w:rPr>
             <w:rStyle w:val="Hyperlink"/>
@@ -2585,8 +2637,8 @@
         <w:t xml:space="preserve">.</w:t>
       </w:r>
     </w:p>
-    <w:bookmarkEnd w:id="70"/>
-    <w:bookmarkStart w:id="72" w:name="ref-rmarkdown2018"/>
+    <w:bookmarkEnd w:id="72"/>
+    <w:bookmarkStart w:id="74" w:name="ref-rmarkdown2018"/>
     <w:p>
       <w:pPr>
         <w:pStyle w:val="Bibliography"/>
@@ -2610,7 +2662,7 @@
       <w:r>
         <w:t xml:space="preserve"> </w:t>
       </w:r>
-      <w:hyperlink r:id="rId71">
+      <w:hyperlink r:id="rId73">
         <w:r>
           <w:rPr>
             <w:rStyle w:val="Hyperlink"/>
@@ -2622,8 +2674,8 @@
         <w:t xml:space="preserve">.</w:t>
       </w:r>
     </w:p>
-    <w:bookmarkEnd w:id="72"/>
-    <w:bookmarkStart w:id="74" w:name="ref-rmarkdown2020"/>
+    <w:bookmarkEnd w:id="74"/>
+    <w:bookmarkStart w:id="76" w:name="ref-rmarkdown2020"/>
     <w:p>
       <w:pPr>
         <w:pStyle w:val="Bibliography"/>
@@ -2647,7 +2699,7 @@
       <w:r>
         <w:t xml:space="preserve"> </w:t>
       </w:r>
-      <w:hyperlink r:id="rId73">
+      <w:hyperlink r:id="rId75">
         <w:r>
           <w:rPr>
             <w:rStyle w:val="Hyperlink"/>
@@ -2659,9 +2711,9 @@
         <w:t xml:space="preserve">.</w:t>
       </w:r>
     </w:p>
-    <w:bookmarkEnd w:id="74"/>
-    <w:bookmarkEnd w:id="75"/>
     <w:bookmarkEnd w:id="76"/>
+    <w:bookmarkEnd w:id="77"/>
+    <w:bookmarkEnd w:id="78"/>
     <w:sectPr>
       <w:footnotePr>
         <w:numRestart w:val="eachSect"/>
